--- a/projects/ciszupy/docs/docx/HELP.docx
+++ b/projects/ciszupy/docs/docx/HELP.docx
@@ -7,7 +7,7 @@
         <w:pStyle w:val="FirstParagraph"/>
       </w:pPr>
       <w:r>
-        <w:t xml:space="preserve">CISZUBOT - DOCUMENTACIÓN OFICIAL</w:t>
+        <w:t xml:space="preserve">CISZUPY - DOCUMENTACIÓN OFICIAL</w:t>
       </w:r>
       <w:r>
         <w:t xml:space="preserve"> </w:t>
@@ -19,19 +19,19 @@
         <w:t xml:space="preserve"> </w:t>
       </w:r>
       <w:r>
-        <w:t xml:space="preserve">Versión: 2.5.5</w:t>
-      </w:r>
-      <w:r>
-        <w:t xml:space="preserve"> </w:t>
-      </w:r>
-      <w:r>
-        <w:t xml:space="preserve">Actualización: 2026-07-28</w:t>
-      </w:r>
-      <w:r>
-        <w:t xml:space="preserve"> </w:t>
-      </w:r>
-      <w:r>
-        <w:t xml:space="preserve">Identificador: HELP_V2.5.5_2026_07_28_ciszubot</w:t>
+        <w:t xml:space="preserve">Versión: 0.1.0</w:t>
+      </w:r>
+      <w:r>
+        <w:t xml:space="preserve"> </w:t>
+      </w:r>
+      <w:r>
+        <w:t xml:space="preserve">Actualización: 2026-09-17</w:t>
+      </w:r>
+      <w:r>
+        <w:t xml:space="preserve"> </w:t>
+      </w:r>
+      <w:r>
+        <w:t xml:space="preserve">Identificador: HELP_V0.1.0_2026_09_17_ciszupy</w:t>
       </w:r>
     </w:p>
     <w:p>
@@ -60,7 +60,7 @@
         <w:t xml:space="preserve"> </w:t>
       </w:r>
       <w:r>
-        <w:t xml:space="preserve">¿Cómo podemos ayudarte con Ciszubot?</w:t>
+        <w:t xml:space="preserve">¿Cómo podemos ayudarte con Ciszupy?</w:t>
       </w:r>
     </w:p>
     <w:p>
@@ -74,19 +74,13 @@
         <w:t xml:space="preserve"> </w:t>
       </w:r>
       <w:r>
-        <w:t xml:space="preserve">- cz!help o /help — Muestra la lista completa de comandos</w:t>
-      </w:r>
-      <w:r>
-        <w:t xml:space="preserve"> </w:t>
-      </w:r>
-      <w:r>
-        <w:t xml:space="preserve">- cz!ping o /ping — Verifica la latencia del bot</w:t>
-      </w:r>
-      <w:r>
-        <w:t xml:space="preserve"> </w:t>
-      </w:r>
-      <w:r>
-        <w:t xml:space="preserve">- cz!test o /test — Health check del sistema</w:t>
+        <w:t xml:space="preserve">- ciszupy –help — Muestra la lista completa de comandos</w:t>
+      </w:r>
+      <w:r>
+        <w:t xml:space="preserve"> </w:t>
+      </w:r>
+      <w:r>
+        <w:t xml:space="preserve">- ciszupy helloworldmemetest — Prueba la funcionalidad principal</w:t>
       </w:r>
     </w:p>
     <w:p>
@@ -100,25 +94,19 @@
         <w:t xml:space="preserve"> </w:t>
       </w:r>
       <w:r>
-        <w:t xml:space="preserve">- Invitación: Cómo agregar el bot a tu servidor</w:t>
-      </w:r>
-      <w:r>
-        <w:t xml:space="preserve"> </w:t>
-      </w:r>
-      <w:r>
-        <w:t xml:space="preserve">- Configuración: Prefijo y ajustes del bot</w:t>
-      </w:r>
-      <w:r>
-        <w:t xml:space="preserve"> </w:t>
-      </w:r>
-      <w:r>
-        <w:t xml:space="preserve">- Solución de problemas: El bot no responde, slash commands no aparecen</w:t>
-      </w:r>
-      <w:r>
-        <w:t xml:space="preserve"> </w:t>
-      </w:r>
-      <w:r>
-        <w:t xml:space="preserve">- Reportes: Cómo reportar bugs y sugerir mejoras</w:t>
+        <w:t xml:space="preserve">- Instalación: pip install ciszupy</w:t>
+      </w:r>
+      <w:r>
+        <w:t xml:space="preserve"> </w:t>
+      </w:r>
+      <w:r>
+        <w:t xml:space="preserve">- Requisitos: Python 3.10+</w:t>
+      </w:r>
+      <w:r>
+        <w:t xml:space="preserve"> </w:t>
+      </w:r>
+      <w:r>
+        <w:t xml:space="preserve">- Solución de problemas: permisos, dependencias, entorno virtual</w:t>
       </w:r>
     </w:p>
     <w:p>
@@ -132,19 +120,19 @@
         <w:t xml:space="preserve"> </w:t>
       </w:r>
       <w:r>
-        <w:t xml:space="preserve">- Si el bot no responde: verifica que tenga permisos en el canal</w:t>
-      </w:r>
-      <w:r>
-        <w:t xml:space="preserve"> </w:t>
-      </w:r>
-      <w:r>
-        <w:t xml:space="preserve">- Si los slash commands no aparecen: re-invita al bot con permisos</w:t>
-      </w:r>
-      <w:r>
-        <w:t xml:space="preserve"> </w:t>
-      </w:r>
-      <w:r>
-        <w:t xml:space="preserve">- Si el admin panel no carga: confirma Express en puerto 5000</w:t>
+        <w:t xml:space="preserve">- Si falla la instalación: verifica Python 3.10+</w:t>
+      </w:r>
+      <w:r>
+        <w:t xml:space="preserve"> </w:t>
+      </w:r>
+      <w:r>
+        <w:t xml:space="preserve">- Si los comandos no funcionan: revisa que el entorno virtual esté activo</w:t>
+      </w:r>
+      <w:r>
+        <w:t xml:space="preserve"> </w:t>
+      </w:r>
+      <w:r>
+        <w:t xml:space="preserve">- Si keyboard falla: ejecuta como administrador en Windows</w:t>
       </w:r>
     </w:p>
     <w:p>
@@ -165,7 +153,7 @@
         <w:t xml:space="preserve"> </w:t>
       </w:r>
       <w:r>
-        <w:t xml:space="preserve">How can we help you with Ciszubot?</w:t>
+        <w:t xml:space="preserve">How can we help you with Ciszupy?</w:t>
       </w:r>
     </w:p>
     <w:p>
@@ -179,19 +167,13 @@
         <w:t xml:space="preserve"> </w:t>
       </w:r>
       <w:r>
-        <w:t xml:space="preserve">- cz!help or /help — Shows the full command list</w:t>
-      </w:r>
-      <w:r>
-        <w:t xml:space="preserve"> </w:t>
-      </w:r>
-      <w:r>
-        <w:t xml:space="preserve">- cz!ping or /ping — Checks bot latency</w:t>
-      </w:r>
-      <w:r>
-        <w:t xml:space="preserve"> </w:t>
-      </w:r>
-      <w:r>
-        <w:t xml:space="preserve">- cz!test or /test — System health check</w:t>
+        <w:t xml:space="preserve">- ciszupy –help — Shows the full command list</w:t>
+      </w:r>
+      <w:r>
+        <w:t xml:space="preserve"> </w:t>
+      </w:r>
+      <w:r>
+        <w:t xml:space="preserve">- ciszupy helloworldmemetest — Tests main functionality</w:t>
       </w:r>
     </w:p>
     <w:p>
@@ -205,25 +187,19 @@
         <w:t xml:space="preserve"> </w:t>
       </w:r>
       <w:r>
-        <w:t xml:space="preserve">- Invitation: How to add the bot to your server</w:t>
-      </w:r>
-      <w:r>
-        <w:t xml:space="preserve"> </w:t>
-      </w:r>
-      <w:r>
-        <w:t xml:space="preserve">- Configuration: Bot prefix and settings</w:t>
-      </w:r>
-      <w:r>
-        <w:t xml:space="preserve"> </w:t>
-      </w:r>
-      <w:r>
-        <w:t xml:space="preserve">- Troubleshooting: Bot not responding, slash commands not appearing</w:t>
-      </w:r>
-      <w:r>
-        <w:t xml:space="preserve"> </w:t>
-      </w:r>
-      <w:r>
-        <w:t xml:space="preserve">- Reports: How to report bugs and suggest improvements</w:t>
+        <w:t xml:space="preserve">- Installation: pip install ciszupy</w:t>
+      </w:r>
+      <w:r>
+        <w:t xml:space="preserve"> </w:t>
+      </w:r>
+      <w:r>
+        <w:t xml:space="preserve">- Requirements: Python 3.10+</w:t>
+      </w:r>
+      <w:r>
+        <w:t xml:space="preserve"> </w:t>
+      </w:r>
+      <w:r>
+        <w:t xml:space="preserve">- Troubleshooting: permissions, dependencies, virtual environment</w:t>
       </w:r>
     </w:p>
     <w:p>
@@ -237,19 +213,19 @@
         <w:t xml:space="preserve"> </w:t>
       </w:r>
       <w:r>
-        <w:t xml:space="preserve">- If the bot doesn’t respond: check it has channel permissions</w:t>
-      </w:r>
-      <w:r>
-        <w:t xml:space="preserve"> </w:t>
-      </w:r>
-      <w:r>
-        <w:t xml:space="preserve">- If slash commands don’t appear: re-invite the bot with permissions</w:t>
-      </w:r>
-      <w:r>
-        <w:t xml:space="preserve"> </w:t>
-      </w:r>
-      <w:r>
-        <w:t xml:space="preserve">- If the admin panel doesn’t load: confirm Express on port 5000</w:t>
+        <w:t xml:space="preserve">- If installation fails: verify Python 3.10+</w:t>
+      </w:r>
+      <w:r>
+        <w:t xml:space="preserve"> </w:t>
+      </w:r>
+      <w:r>
+        <w:t xml:space="preserve">- If commands don’t work: check virtual environment is active</w:t>
+      </w:r>
+      <w:r>
+        <w:t xml:space="preserve"> </w:t>
+      </w:r>
+      <w:r>
+        <w:t xml:space="preserve">- If keyboard fails: run as administrator on Windows</w:t>
       </w:r>
     </w:p>
     <w:sectPr>
